--- a/_implementation-notes/evening-series/FotH Evening Session 16 Leader Notes DRAFT v1.docx
+++ b/_implementation-notes/evening-series/FotH Evening Session 16 Leader Notes DRAFT v1.docx
@@ -4,7 +4,7 @@
   <w:body>
     <w:p>
       <w:pPr>
-        <w:spacing w:after="40"/>
+        <w:spacing w:before="0" w:after="40"/>
       </w:pPr>
       <w:r>
         <w:rPr>
@@ -18,22 +18,92 @@
     </w:p>
     <w:p>
       <w:pPr>
-        <w:spacing w:after="160"/>
+        <w:spacing w:before="0" w:after="80"/>
       </w:pPr>
       <w:r>
         <w:rPr>
-          <w:i/>
           <w:color w:val="595959"/>
           <w:sz w:val="18"/>
         </w:rPr>
-        <w:t>FotH Evening · the speaker notes, in hand — so the leading pair reads the room, not the screen. Same content as the deck notes; the slides carry the room, these notes carry you. Practice the session together beforehand.</w:t>
+        <w:t>FotH Evening · the speaker notes, in hand — so the leading pair reads the room, not the screen. The big number on each block is the number in the corner of the screen; the colour is whose block it is. Built from the deck's own notes, so the two always agree.</w:t>
+      </w:r>
+    </w:p>
+    <w:p>
+      <w:pPr>
+        <w:spacing w:before="0" w:after="200"/>
+      </w:pPr>
+      <w:r>
+        <w:rPr>
+          <w:b/>
+          <w:color w:val="1F4E79"/>
+          <w:sz w:val="18"/>
+          <w:shd w:val="clear" w:color="auto" w:fill="DEEAF6"/>
+        </w:rPr>
+        <w:t xml:space="preserve"> ▌ CONTAINER HOLDER </w:t>
+      </w:r>
+      <w:r>
+        <w:rPr>
+          <w:sz w:val="18"/>
+        </w:rPr>
+        <w:t xml:space="preserve">   </w:t>
+      </w:r>
+      <w:r>
+        <w:rPr>
+          <w:b/>
+          <w:color w:val="B45309"/>
+          <w:sz w:val="18"/>
+          <w:shd w:val="clear" w:color="auto" w:fill="FCE9D6"/>
+        </w:rPr>
+        <w:t xml:space="preserve"> ‖ CONTENT PRESENTER </w:t>
+      </w:r>
+      <w:r>
+        <w:rPr>
+          <w:sz w:val="18"/>
+        </w:rPr>
+        <w:t xml:space="preserve">   </w:t>
+      </w:r>
+      <w:r>
+        <w:rPr>
+          <w:b/>
+          <w:color w:val="6B3FA0"/>
+          <w:sz w:val="18"/>
+          <w:shd w:val="clear" w:color="auto" w:fill="ECE3F5"/>
+        </w:rPr>
+        <w:t xml:space="preserve"> ▐ BOTH LEADERS </w:t>
+      </w:r>
+      <w:r>
+        <w:rPr>
+          <w:sz w:val="18"/>
+        </w:rPr>
+        <w:t xml:space="preserve">   </w:t>
+      </w:r>
+      <w:r>
+        <w:rPr>
+          <w:i/>
+          <w:color w:val="7F7F7F"/>
+          <w:sz w:val="16"/>
+        </w:rPr>
+        <w:t>Bar styles differ too, so the roles still read in black and white.</w:t>
       </w:r>
     </w:p>
     <w:p>
       <w:pPr>
         <w:keepNext/>
-        <w:spacing w:before="160" w:after="20"/>
+        <w:pBdr>
+          <w:left w:val="dotted" w:sz="24" w:space="8" w:color="8C8C8C"/>
+        </w:pBdr>
+        <w:shd w:val="clear" w:color="auto" w:fill="F0F0F0"/>
+        <w:spacing w:before="160" w:after="40"/>
       </w:pPr>
+      <w:r>
+        <w:rPr>
+          <w:rFonts w:ascii="Cambria" w:hAnsi="Cambria"/>
+          <w:b/>
+          <w:color w:val="8C8C8C"/>
+          <w:sz w:val="24"/>
+        </w:rPr>
+        <w:t>Title</w:t>
+      </w:r>
       <w:r>
         <w:rPr>
           <w:rFonts w:ascii="Cambria" w:hAnsi="Cambria"/>
@@ -41,13 +111,32 @@
           <w:color w:val="2C5F2D"/>
           <w:sz w:val="24"/>
         </w:rPr>
-        <w:t>Slide 1 — Fellowship of the Heart</w:t>
+        <w:t xml:space="preserve">   Fellowship of the Heart</w:t>
+      </w:r>
+      <w:r>
+        <w:rPr>
+          <w:b/>
+          <w:color w:val="8C8C8C"/>
+          <w:sz w:val="17"/>
+        </w:rPr>
+        <w:t xml:space="preserve">    ON SCREEN</w:t>
+      </w:r>
+      <w:r>
+        <w:rPr>
+          <w:b w:val="0"/>
+          <w:color w:val="7F7F7F"/>
+          <w:sz w:val="16"/>
+        </w:rPr>
+        <w:t xml:space="preserve">   · slide 1 of 14</w:t>
       </w:r>
     </w:p>
     <w:p>
       <w:pPr>
         <w:keepNext/>
-        <w:spacing w:after="40"/>
+        <w:pBdr>
+          <w:left w:val="dotted" w:sz="24" w:space="8" w:color="8C8C8C"/>
+        </w:pBdr>
+        <w:spacing w:before="0" w:after="60"/>
       </w:pPr>
       <w:r>
         <w:rPr>
@@ -60,7 +149,10 @@
     </w:p>
     <w:p>
       <w:pPr>
-        <w:ind w:left="216"/>
+        <w:pBdr>
+          <w:left w:val="dotted" w:sz="24" w:space="8" w:color="8C8C8C"/>
+        </w:pBdr>
+        <w:spacing w:before="0" w:after="60"/>
       </w:pPr>
       <w:r>
         <w:t>On screen as the room assembles on night one. All Scripture ESV; the plans carry the scripts; these slides carry the room — and these notes carry you.</w:t>
@@ -69,8 +161,21 @@
     <w:p>
       <w:pPr>
         <w:keepNext/>
-        <w:spacing w:before="160" w:after="20"/>
+        <w:pBdr>
+          <w:left w:val="dotted" w:sz="24" w:space="8" w:color="8C8C8C"/>
+        </w:pBdr>
+        <w:shd w:val="clear" w:color="auto" w:fill="F0F0F0"/>
+        <w:spacing w:before="160" w:after="40"/>
       </w:pPr>
+      <w:r>
+        <w:rPr>
+          <w:rFonts w:ascii="Cambria" w:hAnsi="Cambria"/>
+          <w:b/>
+          <w:color w:val="8C8C8C"/>
+          <w:sz w:val="30"/>
+        </w:rPr>
+        <w:t>229</w:t>
+      </w:r>
       <w:r>
         <w:rPr>
           <w:rFonts w:ascii="Cambria" w:hAnsi="Cambria"/>
@@ -78,13 +183,32 @@
           <w:color w:val="2C5F2D"/>
           <w:sz w:val="24"/>
         </w:rPr>
-        <w:t>Slide 2 — SESSION 16</w:t>
+        <w:t xml:space="preserve">   SESSION 16</w:t>
+      </w:r>
+      <w:r>
+        <w:rPr>
+          <w:b/>
+          <w:color w:val="8C8C8C"/>
+          <w:sz w:val="17"/>
+        </w:rPr>
+        <w:t xml:space="preserve">    ON SCREEN</w:t>
+      </w:r>
+      <w:r>
+        <w:rPr>
+          <w:b w:val="0"/>
+          <w:color w:val="7F7F7F"/>
+          <w:sz w:val="16"/>
+        </w:rPr>
+        <w:t xml:space="preserve">   · slide 2 of 14</w:t>
       </w:r>
     </w:p>
     <w:p>
       <w:pPr>
         <w:keepNext/>
-        <w:spacing w:after="40"/>
+        <w:pBdr>
+          <w:left w:val="dotted" w:sz="24" w:space="8" w:color="8C8C8C"/>
+        </w:pBdr>
+        <w:spacing w:before="0" w:after="60"/>
       </w:pPr>
       <w:r>
         <w:rPr>
@@ -97,7 +221,10 @@
     </w:p>
     <w:p>
       <w:pPr>
-        <w:ind w:left="216"/>
+        <w:pBdr>
+          <w:left w:val="dotted" w:sz="24" w:space="8" w:color="8C8C8C"/>
+        </w:pBdr>
+        <w:spacing w:before="0" w:after="60"/>
       </w:pPr>
       <w:r>
         <w:t>On screen through dinner and as the circle forms. Greet at the door — the slide holds the room.</w:t>
@@ -106,8 +233,21 @@
     <w:p>
       <w:pPr>
         <w:keepNext/>
-        <w:spacing w:before="160" w:after="20"/>
+        <w:pBdr>
+          <w:left w:val="single" w:sz="24" w:space="8" w:color="1F4E79"/>
+        </w:pBdr>
+        <w:shd w:val="clear" w:color="auto" w:fill="DEEAF6"/>
+        <w:spacing w:before="160" w:after="40"/>
       </w:pPr>
+      <w:r>
+        <w:rPr>
+          <w:rFonts w:ascii="Cambria" w:hAnsi="Cambria"/>
+          <w:b/>
+          <w:color w:val="1F4E79"/>
+          <w:sz w:val="30"/>
+        </w:rPr>
+        <w:t>230</w:t>
+      </w:r>
       <w:r>
         <w:rPr>
           <w:rFonts w:ascii="Cambria" w:hAnsi="Cambria"/>
@@ -115,13 +255,32 @@
           <w:color w:val="2C5F2D"/>
           <w:sz w:val="24"/>
         </w:rPr>
-        <w:t>Slide 3 — Where We Are — the Four Connects</w:t>
+        <w:t xml:space="preserve">   Where We Are — the Four Connects</w:t>
+      </w:r>
+      <w:r>
+        <w:rPr>
+          <w:b/>
+          <w:color w:val="1F4E79"/>
+          <w:sz w:val="17"/>
+        </w:rPr>
+        <w:t xml:space="preserve">    CONTAINER HOLDER</w:t>
+      </w:r>
+      <w:r>
+        <w:rPr>
+          <w:b w:val="0"/>
+          <w:color w:val="7F7F7F"/>
+          <w:sz w:val="16"/>
+        </w:rPr>
+        <w:t xml:space="preserve">   · slide 3 of 14</w:t>
       </w:r>
     </w:p>
     <w:p>
       <w:pPr>
         <w:keepNext/>
-        <w:spacing w:after="40"/>
+        <w:pBdr>
+          <w:left w:val="single" w:sz="24" w:space="8" w:color="1F4E79"/>
+        </w:pBdr>
+        <w:spacing w:before="0" w:after="60"/>
       </w:pPr>
       <w:r>
         <w:rPr>
@@ -129,12 +288,31 @@
           <w:color w:val="6B8E3F"/>
           <w:sz w:val="18"/>
         </w:rPr>
-        <w:t>S16 · WELCOME · LEAD: CONTAINER HOLDER · GROUNDING — every session opens on this map</w:t>
+        <w:t xml:space="preserve">S16 · WELCOME · </w:t>
+      </w:r>
+      <w:r>
+        <w:rPr>
+          <w:b/>
+          <w:color w:val="1F4E79"/>
+          <w:sz w:val="18"/>
+        </w:rPr>
+        <w:t>LEAD: CONTAINER HOLDER</w:t>
+      </w:r>
+      <w:r>
+        <w:rPr>
+          <w:b/>
+          <w:color w:val="6B8E3F"/>
+          <w:sz w:val="18"/>
+        </w:rPr>
+        <w:t xml:space="preserve"> · GROUNDING — every session opens on this map</w:t>
       </w:r>
     </w:p>
     <w:p>
       <w:pPr>
-        <w:ind w:left="216"/>
+        <w:pBdr>
+          <w:left w:val="single" w:sz="24" w:space="8" w:color="1F4E79"/>
+        </w:pBdr>
+        <w:spacing w:before="0" w:after="20"/>
       </w:pPr>
       <w:r>
         <w:rPr>
@@ -146,7 +324,10 @@
     </w:p>
     <w:p>
       <w:pPr>
-        <w:ind w:left="216"/>
+        <w:pBdr>
+          <w:left w:val="single" w:sz="24" w:space="8" w:color="1F4E79"/>
+        </w:pBdr>
+        <w:spacing w:before="0" w:after="60"/>
       </w:pPr>
       <w:r>
         <w:t>1. Locate tonight on the map, plainly: Session 16 stands in the second box — Connect with Others, as family. Each connection makes the next one real (Matt. 22:37–40).</w:t>
@@ -154,7 +335,10 @@
     </w:p>
     <w:p>
       <w:pPr>
-        <w:ind w:left="216"/>
+        <w:pBdr>
+          <w:left w:val="single" w:sz="24" w:space="8" w:color="1F4E79"/>
+        </w:pBdr>
+        <w:spacing w:before="0" w:after="60"/>
       </w:pPr>
       <w:r>
         <w:t>2. The four boxes are one journey — each connection makes the next one real — rooted in the two great commandments: love God, love neighbor (Matt 22:37–40).</w:t>
@@ -162,7 +346,10 @@
     </w:p>
     <w:p>
       <w:pPr>
-        <w:ind w:left="216"/>
+        <w:pBdr>
+          <w:left w:val="single" w:sz="24" w:space="8" w:color="1F4E79"/>
+        </w:pBdr>
+        <w:spacing w:before="0" w:after="60"/>
       </w:pPr>
       <w:r>
         <w:t>3. This is also the 'where we are on the map' minute the welcome owes any newcomer.</w:t>
@@ -170,24 +357,40 @@
     </w:p>
     <w:p>
       <w:pPr>
-        <w:ind w:left="216"/>
+        <w:pBdr>
+          <w:left w:val="single" w:sz="24" w:space="8" w:color="1F4E79"/>
+        </w:pBdr>
+        <w:spacing w:before="0" w:after="60"/>
       </w:pPr>
       <w:r>
         <w:rPr>
           <w:b/>
           <w:color w:val="595959"/>
         </w:rPr>
-        <w:t>CUES:</w:t>
+        <w:t xml:space="preserve">CUES: </w:t>
       </w:r>
       <w:r>
-        <w:t xml:space="preserve"> Two minutes at most; then tonight's road.</w:t>
+        <w:t>Two minutes at most; then tonight's road.</w:t>
       </w:r>
     </w:p>
     <w:p>
       <w:pPr>
         <w:keepNext/>
-        <w:spacing w:before="160" w:after="20"/>
+        <w:pBdr>
+          <w:left w:val="single" w:sz="24" w:space="8" w:color="1F4E79"/>
+        </w:pBdr>
+        <w:shd w:val="clear" w:color="auto" w:fill="DEEAF6"/>
+        <w:spacing w:before="160" w:after="40"/>
       </w:pPr>
+      <w:r>
+        <w:rPr>
+          <w:rFonts w:ascii="Cambria" w:hAnsi="Cambria"/>
+          <w:b/>
+          <w:color w:val="1F4E79"/>
+          <w:sz w:val="30"/>
+        </w:rPr>
+        <w:t>231</w:t>
+      </w:r>
       <w:r>
         <w:rPr>
           <w:rFonts w:ascii="Cambria" w:hAnsi="Cambria"/>
@@ -195,13 +398,32 @@
           <w:color w:val="2C5F2D"/>
           <w:sz w:val="24"/>
         </w:rPr>
-        <w:t>Slide 4 — Session 16 — Tonight’s Road</w:t>
+        <w:t xml:space="preserve">   Session 16 — Tonight’s Road</w:t>
+      </w:r>
+      <w:r>
+        <w:rPr>
+          <w:b/>
+          <w:color w:val="1F4E79"/>
+          <w:sz w:val="17"/>
+        </w:rPr>
+        <w:t xml:space="preserve">    CONTAINER HOLDER</w:t>
+      </w:r>
+      <w:r>
+        <w:rPr>
+          <w:b w:val="0"/>
+          <w:color w:val="7F7F7F"/>
+          <w:sz w:val="16"/>
+        </w:rPr>
+        <w:t xml:space="preserve">   · slide 4 of 14</w:t>
       </w:r>
     </w:p>
     <w:p>
       <w:pPr>
         <w:keepNext/>
-        <w:spacing w:after="40"/>
+        <w:pBdr>
+          <w:left w:val="single" w:sz="24" w:space="8" w:color="1F4E79"/>
+        </w:pBdr>
+        <w:spacing w:before="0" w:after="60"/>
       </w:pPr>
       <w:r>
         <w:rPr>
@@ -209,44 +431,79 @@
           <w:color w:val="6B8E3F"/>
           <w:sz w:val="18"/>
         </w:rPr>
-        <w:t>S16 · 7:00–7:08 · LEAD: CONTAINER HOLDER · STANDING CIRCLE</w:t>
+        <w:t xml:space="preserve">S16 · 7:00–7:08 · </w:t>
+      </w:r>
+      <w:r>
+        <w:rPr>
+          <w:b/>
+          <w:color w:val="1F4E79"/>
+          <w:sz w:val="18"/>
+        </w:rPr>
+        <w:t>LEAD: CONTAINER HOLDER</w:t>
+      </w:r>
+      <w:r>
+        <w:rPr>
+          <w:b/>
+          <w:color w:val="6B8E3F"/>
+          <w:sz w:val="18"/>
+        </w:rPr>
+        <w:t xml:space="preserve"> · STANDING CIRCLE</w:t>
       </w:r>
     </w:p>
     <w:p>
       <w:pPr>
-        <w:ind w:left="216"/>
+        <w:pBdr>
+          <w:left w:val="single" w:sz="24" w:space="8" w:color="1F4E79"/>
+        </w:pBdr>
+        <w:spacing w:before="0" w:after="60"/>
       </w:pPr>
       <w:r>
         <w:rPr>
           <w:b/>
           <w:color w:val="595959"/>
         </w:rPr>
-        <w:t>BEATS:</w:t>
+        <w:t xml:space="preserve">BEATS: </w:t>
       </w:r>
       <w:r>
-        <w:t xml:space="preserve"> 1. Tell them the whole plan up front so nobody waits for the catch: we are going to eat together — that IS the session. A short round before food, a few good questions at dessert, one page at the end. 2. Tables today, not the circle — the one night of the year. 3. Nothing new is taught; the meal is the point.</w:t>
+        <w:t>1. Tell them the whole plan up front so nobody waits for the catch: we are going to eat together — that IS the session. A short round before food, a few good questions at dessert, one page at the end. 2. Tables today, not the circle — the one night of the year. 3. Nothing new is taught; the meal is the point.</w:t>
       </w:r>
     </w:p>
     <w:p>
       <w:pPr>
-        <w:ind w:left="216"/>
+        <w:pBdr>
+          <w:left w:val="single" w:sz="24" w:space="8" w:color="1F4E79"/>
+        </w:pBdr>
+        <w:spacing w:before="0" w:after="60"/>
       </w:pPr>
       <w:r>
         <w:rPr>
           <w:b/>
           <w:color w:val="595959"/>
         </w:rPr>
-        <w:t>GUARD:</w:t>
+        <w:t xml:space="preserve">GUARD: </w:t>
       </w:r>
       <w:r>
-        <w:t xml:space="preserve"> Do not program the meal — no devotional between courses, no teaching moment. Withholding content is today's team discipline.</w:t>
+        <w:t>Do not program the meal — no devotional between courses, no teaching moment. Withholding content is today's team discipline.</w:t>
       </w:r>
     </w:p>
     <w:p>
       <w:pPr>
         <w:keepNext/>
-        <w:spacing w:before="160" w:after="20"/>
+        <w:pBdr>
+          <w:left w:val="single" w:sz="24" w:space="8" w:color="1F4E79"/>
+        </w:pBdr>
+        <w:shd w:val="clear" w:color="auto" w:fill="DEEAF6"/>
+        <w:spacing w:before="160" w:after="40"/>
       </w:pPr>
+      <w:r>
+        <w:rPr>
+          <w:rFonts w:ascii="Cambria" w:hAnsi="Cambria"/>
+          <w:b/>
+          <w:color w:val="1F4E79"/>
+          <w:sz w:val="30"/>
+        </w:rPr>
+        <w:t>232</w:t>
+      </w:r>
       <w:r>
         <w:rPr>
           <w:rFonts w:ascii="Cambria" w:hAnsi="Cambria"/>
@@ -254,13 +511,32 @@
           <w:color w:val="2C5F2D"/>
           <w:sz w:val="24"/>
         </w:rPr>
-        <w:t>Slide 5 — Opening Container — the Eight Steps</w:t>
+        <w:t xml:space="preserve">   Opening Container — the Eight Steps</w:t>
+      </w:r>
+      <w:r>
+        <w:rPr>
+          <w:b/>
+          <w:color w:val="1F4E79"/>
+          <w:sz w:val="17"/>
+        </w:rPr>
+        <w:t xml:space="preserve">    CONTAINER HOLDER</w:t>
+      </w:r>
+      <w:r>
+        <w:rPr>
+          <w:b w:val="0"/>
+          <w:color w:val="7F7F7F"/>
+          <w:sz w:val="16"/>
+        </w:rPr>
+        <w:t xml:space="preserve">   · slide 5 of 14</w:t>
       </w:r>
     </w:p>
     <w:p>
       <w:pPr>
         <w:keepNext/>
-        <w:spacing w:after="40"/>
+        <w:pBdr>
+          <w:left w:val="single" w:sz="24" w:space="8" w:color="1F4E79"/>
+        </w:pBdr>
+        <w:spacing w:before="0" w:after="60"/>
       </w:pPr>
       <w:r>
         <w:rPr>
@@ -268,59 +544,97 @@
           <w:color w:val="6B8E3F"/>
           <w:sz w:val="18"/>
         </w:rPr>
-        <w:t>S16 · 7:00–7:08 · LEAD: CONTAINER HOLDER · STANDING CIRCLE</w:t>
+        <w:t xml:space="preserve">S16 · 7:00–7:08 · </w:t>
+      </w:r>
+      <w:r>
+        <w:rPr>
+          <w:b/>
+          <w:color w:val="1F4E79"/>
+          <w:sz w:val="18"/>
+        </w:rPr>
+        <w:t>LEAD: CONTAINER HOLDER</w:t>
+      </w:r>
+      <w:r>
+        <w:rPr>
+          <w:b/>
+          <w:color w:val="6B8E3F"/>
+          <w:sz w:val="18"/>
+        </w:rPr>
+        <w:t xml:space="preserve"> · STANDING CIRCLE</w:t>
       </w:r>
     </w:p>
     <w:p>
       <w:pPr>
-        <w:ind w:left="216"/>
+        <w:pBdr>
+          <w:left w:val="single" w:sz="24" w:space="8" w:color="1F4E79"/>
+        </w:pBdr>
+        <w:spacing w:before="0" w:after="60"/>
       </w:pPr>
       <w:r>
         <w:rPr>
           <w:b/>
           <w:color w:val="595959"/>
         </w:rPr>
-        <w:t>BEATS:</w:t>
+        <w:t xml:space="preserve">BEATS: </w:t>
       </w:r>
       <w:r>
-        <w:t xml:space="preserve"> 1. Blessing first. 2. Container, briefly — Safe, Present, Clear, Intentional; it holds at a dinner table too. Phones silenced and away. 3. One word for how you actually are, around the circle; receive without commentary.</w:t>
+        <w:t>1. Blessing first. 2. Container, briefly — Safe, Present, Clear, Intentional; it holds at a dinner table too. Phones silenced and away. 3. One word for how you actually are, around the circle; receive without commentary.</w:t>
       </w:r>
     </w:p>
     <w:p>
       <w:pPr>
-        <w:ind w:left="216"/>
+        <w:pBdr>
+          <w:left w:val="single" w:sz="24" w:space="8" w:color="1F4E79"/>
+        </w:pBdr>
+        <w:spacing w:before="0" w:after="60"/>
       </w:pPr>
       <w:r>
         <w:rPr>
           <w:b/>
           <w:color w:val="595959"/>
         </w:rPr>
-        <w:t>GUARD:</w:t>
+        <w:t xml:space="preserve">GUARD: </w:t>
       </w:r>
       <w:r>
-        <w:t xml:space="preserve"> Keep the open genuinely short — the room is smelling the food. A long preamble teaches the room the team cannot help itself.</w:t>
+        <w:t>Keep the open genuinely short — the room is smelling the food. A long preamble teaches the room the team cannot help itself.</w:t>
       </w:r>
     </w:p>
     <w:p>
       <w:pPr>
-        <w:ind w:left="216"/>
+        <w:pBdr>
+          <w:left w:val="single" w:sz="24" w:space="8" w:color="1F4E79"/>
+        </w:pBdr>
+        <w:spacing w:before="0" w:after="60"/>
       </w:pPr>
       <w:r>
         <w:rPr>
           <w:b/>
           <w:color w:val="595959"/>
         </w:rPr>
-        <w:t>PAIR LEAD:</w:t>
+        <w:t xml:space="preserve">PAIR LEAD: </w:t>
       </w:r>
       <w:r>
-        <w:t xml:space="preserve"> name the leading pair in the welcome — two leaders hold tonight, and the room will see the evening handed back and forth between them; that is the design. The pair practices the session together beforehand.</w:t>
+        <w:t>name the leading pair in the welcome — two leaders hold tonight, and the room will see the evening handed back and forth between them; that is the design. The pair practices the session together beforehand.</w:t>
       </w:r>
     </w:p>
     <w:p>
       <w:pPr>
         <w:keepNext/>
-        <w:spacing w:before="160" w:after="20"/>
+        <w:pBdr>
+          <w:left w:val="double" w:sz="12" w:space="8" w:color="B45309"/>
+        </w:pBdr>
+        <w:shd w:val="clear" w:color="auto" w:fill="FCE9D6"/>
+        <w:spacing w:before="160" w:after="40"/>
       </w:pPr>
+      <w:r>
+        <w:rPr>
+          <w:rFonts w:ascii="Cambria" w:hAnsi="Cambria"/>
+          <w:b/>
+          <w:color w:val="B45309"/>
+          <w:sz w:val="30"/>
+        </w:rPr>
+        <w:t>233</w:t>
+      </w:r>
       <w:r>
         <w:rPr>
           <w:rFonts w:ascii="Cambria" w:hAnsi="Cambria"/>
@@ -328,13 +642,32 @@
           <w:color w:val="2C5F2D"/>
           <w:sz w:val="24"/>
         </w:rPr>
-        <w:t>Slide 6 — Rhythm-Noticing Round</w:t>
+        <w:t xml:space="preserve">   Rhythm-Noticing Round</w:t>
+      </w:r>
+      <w:r>
+        <w:rPr>
+          <w:b/>
+          <w:color w:val="B45309"/>
+          <w:sz w:val="17"/>
+        </w:rPr>
+        <w:t xml:space="preserve">    CONTENT PRESENTER</w:t>
+      </w:r>
+      <w:r>
+        <w:rPr>
+          <w:b w:val="0"/>
+          <w:color w:val="7F7F7F"/>
+          <w:sz w:val="16"/>
+        </w:rPr>
+        <w:t xml:space="preserve">   · slide 6 of 14</w:t>
       </w:r>
     </w:p>
     <w:p>
       <w:pPr>
         <w:keepNext/>
-        <w:spacing w:after="40"/>
+        <w:pBdr>
+          <w:left w:val="double" w:sz="12" w:space="8" w:color="B45309"/>
+        </w:pBdr>
+        <w:spacing w:before="0" w:after="60"/>
       </w:pPr>
       <w:r>
         <w:rPr>
@@ -342,59 +675,97 @@
           <w:color w:val="6B8E3F"/>
           <w:sz w:val="18"/>
         </w:rPr>
-        <w:t>S16 · 7:25–7:29 · LEAD: CONTENT PRESENTER · STANDING CIRCLE</w:t>
+        <w:t xml:space="preserve">S16 · 7:25–7:29 · </w:t>
+      </w:r>
+      <w:r>
+        <w:rPr>
+          <w:b/>
+          <w:color w:val="B45309"/>
+          <w:sz w:val="18"/>
+        </w:rPr>
+        <w:t>LEAD: CONTENT PRESENTER</w:t>
+      </w:r>
+      <w:r>
+        <w:rPr>
+          <w:b/>
+          <w:color w:val="6B8E3F"/>
+          <w:sz w:val="18"/>
+        </w:rPr>
+        <w:t xml:space="preserve"> · STANDING CIRCLE</w:t>
       </w:r>
     </w:p>
     <w:p>
       <w:pPr>
-        <w:ind w:left="216"/>
+        <w:pBdr>
+          <w:left w:val="double" w:sz="12" w:space="8" w:color="B45309"/>
+        </w:pBdr>
+        <w:spacing w:before="0" w:after="60"/>
       </w:pPr>
       <w:r>
         <w:rPr>
           <w:b/>
           <w:color w:val="595959"/>
         </w:rPr>
-        <w:t>BEATS:</w:t>
+        <w:t xml:space="preserve">BEATS: </w:t>
       </w:r>
       <w:r>
-        <w:t xml:space="preserve"> 1. One sentence each: where the Rhythm Card held, or where it slipped — both welcome; a noticed slip is the practice working. 2. No fixing, no advice, from anyone; if troubleshooting starts: good noticing — hold the fixing. 3. Close it: sixteen days in, everyone in this circle is still on the long walk.</w:t>
+        <w:t>1. One sentence each: where the Rhythm Card held, or where it slipped — both welcome; a noticed slip is the practice working. 2. No fixing, no advice, from anyone; if troubleshooting starts: good noticing — hold the fixing. 3. Close it: sixteen days in, everyone in this circle is still on the long walk.</w:t>
       </w:r>
     </w:p>
     <w:p>
       <w:pPr>
-        <w:ind w:left="216"/>
+        <w:pBdr>
+          <w:left w:val="double" w:sz="12" w:space="8" w:color="B45309"/>
+        </w:pBdr>
+        <w:spacing w:before="0" w:after="60"/>
       </w:pPr>
       <w:r>
         <w:rPr>
           <w:b/>
           <w:color w:val="595959"/>
         </w:rPr>
-        <w:t>CUES:</w:t>
+        <w:t xml:space="preserve">CUES: </w:t>
       </w:r>
       <w:r>
-        <w:t xml:space="preserve"> The arranged parent opens (Run Card) — never a cold call on a teen; pass anytime.</w:t>
+        <w:t>The arranged parent opens (Run Card) — never a cold call on a teen; pass anytime.</w:t>
       </w:r>
     </w:p>
     <w:p>
       <w:pPr>
-        <w:ind w:left="216"/>
+        <w:pBdr>
+          <w:left w:val="double" w:sz="12" w:space="8" w:color="B45309"/>
+        </w:pBdr>
+        <w:spacing w:before="0" w:after="60"/>
       </w:pPr>
       <w:r>
         <w:rPr>
           <w:b/>
           <w:color w:val="595959"/>
         </w:rPr>
-        <w:t>GUARD:</w:t>
+        <w:t xml:space="preserve">GUARD: </w:t>
       </w:r>
       <w:r>
-        <w:t xml:space="preserve"> Watch quietly — whoever reports a slip with shame gets a warm follow-up this week; note it for the debrief, not the circle.</w:t>
+        <w:t>Watch quietly — whoever reports a slip with shame gets a warm follow-up this week; note it for the debrief, not the circle.</w:t>
       </w:r>
     </w:p>
     <w:p>
       <w:pPr>
         <w:keepNext/>
-        <w:spacing w:before="160" w:after="20"/>
+        <w:pBdr>
+          <w:left w:val="double" w:sz="12" w:space="8" w:color="B45309"/>
+        </w:pBdr>
+        <w:shd w:val="clear" w:color="auto" w:fill="FCE9D6"/>
+        <w:spacing w:before="160" w:after="40"/>
       </w:pPr>
+      <w:r>
+        <w:rPr>
+          <w:rFonts w:ascii="Cambria" w:hAnsi="Cambria"/>
+          <w:b/>
+          <w:color w:val="B45309"/>
+          <w:sz w:val="30"/>
+        </w:rPr>
+        <w:t>234</w:t>
+      </w:r>
       <w:r>
         <w:rPr>
           <w:rFonts w:ascii="Cambria" w:hAnsi="Cambria"/>
@@ -402,13 +773,32 @@
           <w:color w:val="2C5F2D"/>
           <w:sz w:val="24"/>
         </w:rPr>
-        <w:t>Slide 7 — Acts 2:46 and the Table Grace</w:t>
+        <w:t xml:space="preserve">   Acts 2:46 and the Table Grace</w:t>
+      </w:r>
+      <w:r>
+        <w:rPr>
+          <w:b/>
+          <w:color w:val="B45309"/>
+          <w:sz w:val="17"/>
+        </w:rPr>
+        <w:t xml:space="preserve">    CONTENT PRESENTER</w:t>
+      </w:r>
+      <w:r>
+        <w:rPr>
+          <w:b w:val="0"/>
+          <w:color w:val="7F7F7F"/>
+          <w:sz w:val="16"/>
+        </w:rPr>
+        <w:t xml:space="preserve">   · slide 7 of 14</w:t>
       </w:r>
     </w:p>
     <w:p>
       <w:pPr>
         <w:keepNext/>
-        <w:spacing w:after="40"/>
+        <w:pBdr>
+          <w:left w:val="double" w:sz="12" w:space="8" w:color="B45309"/>
+        </w:pBdr>
+        <w:spacing w:before="0" w:after="60"/>
       </w:pPr>
       <w:r>
         <w:rPr>
@@ -416,29 +806,61 @@
           <w:color w:val="6B8E3F"/>
           <w:sz w:val="18"/>
         </w:rPr>
-        <w:t>S16 · 7:29–7:31 · LEAD: CONTENT PRESENTER · STANDING CIRCLE</w:t>
+        <w:t xml:space="preserve">S16 · 7:29–7:31 · </w:t>
+      </w:r>
+      <w:r>
+        <w:rPr>
+          <w:b/>
+          <w:color w:val="B45309"/>
+          <w:sz w:val="18"/>
+        </w:rPr>
+        <w:t>LEAD: CONTENT PRESENTER</w:t>
+      </w:r>
+      <w:r>
+        <w:rPr>
+          <w:b/>
+          <w:color w:val="6B8E3F"/>
+          <w:sz w:val="18"/>
+        </w:rPr>
+        <w:t xml:space="preserve"> · STANDING CIRCLE</w:t>
       </w:r>
     </w:p>
     <w:p>
       <w:pPr>
-        <w:ind w:left="216"/>
+        <w:pBdr>
+          <w:left w:val="double" w:sz="12" w:space="8" w:color="B45309"/>
+        </w:pBdr>
+        <w:spacing w:before="0" w:after="60"/>
       </w:pPr>
       <w:r>
         <w:rPr>
           <w:b/>
           <w:color w:val="595959"/>
         </w:rPr>
-        <w:t>BEATS:</w:t>
+        <w:t xml:space="preserve">BEATS: </w:t>
       </w:r>
       <w:r>
-        <w:t xml:space="preserve"> 1. Read Acts 2:46 — the first church, glad and generous hearts. 2. Thirty seconds of frame: the first church ran on three rails — the teaching, the table, the prayers; today is the table, and it IS the formation, not the break from it. 3. Pray the grace. 4. Send them to eat.</w:t>
+        <w:t>1. Read Acts 2:46 — the first church, glad and generous hearts. 2. Thirty seconds of frame: the first church ran on three rails — the teaching, the table, the prayers; today is the table, and it IS the formation, not the break from it. 3. Pray the grace. 4. Send them to eat.</w:t>
       </w:r>
     </w:p>
     <w:p>
       <w:pPr>
         <w:keepNext/>
-        <w:spacing w:before="160" w:after="20"/>
+        <w:pBdr>
+          <w:left w:val="double" w:sz="12" w:space="8" w:color="B45309"/>
+        </w:pBdr>
+        <w:shd w:val="clear" w:color="auto" w:fill="FCE9D6"/>
+        <w:spacing w:before="160" w:after="40"/>
       </w:pPr>
+      <w:r>
+        <w:rPr>
+          <w:rFonts w:ascii="Cambria" w:hAnsi="Cambria"/>
+          <w:b/>
+          <w:color w:val="B45309"/>
+          <w:sz w:val="30"/>
+        </w:rPr>
+        <w:t>235</w:t>
+      </w:r>
       <w:r>
         <w:rPr>
           <w:rFonts w:ascii="Cambria" w:hAnsi="Cambria"/>
@@ -446,13 +868,32 @@
           <w:color w:val="2C5F2D"/>
           <w:sz w:val="24"/>
         </w:rPr>
-        <w:t>Slide 8 — The Meal</w:t>
+        <w:t xml:space="preserve">   The Meal</w:t>
+      </w:r>
+      <w:r>
+        <w:rPr>
+          <w:b/>
+          <w:color w:val="B45309"/>
+          <w:sz w:val="17"/>
+        </w:rPr>
+        <w:t xml:space="preserve">    CONTENT PRESENTER</w:t>
+      </w:r>
+      <w:r>
+        <w:rPr>
+          <w:b w:val="0"/>
+          <w:color w:val="7F7F7F"/>
+          <w:sz w:val="16"/>
+        </w:rPr>
+        <w:t xml:space="preserve">   · slide 8 of 14</w:t>
       </w:r>
     </w:p>
     <w:p>
       <w:pPr>
         <w:keepNext/>
-        <w:spacing w:after="40"/>
+        <w:pBdr>
+          <w:left w:val="double" w:sz="12" w:space="8" w:color="B45309"/>
+        </w:pBdr>
+        <w:spacing w:before="0" w:after="60"/>
       </w:pPr>
       <w:r>
         <w:rPr>
@@ -460,44 +901,79 @@
           <w:color w:val="6B8E3F"/>
           <w:sz w:val="18"/>
         </w:rPr>
-        <w:t>S16 · 7:31–7:59 · LEAD: CONTENT PRESENTER · TABLES</w:t>
+        <w:t xml:space="preserve">S16 · 7:31–7:59 · </w:t>
+      </w:r>
+      <w:r>
+        <w:rPr>
+          <w:b/>
+          <w:color w:val="B45309"/>
+          <w:sz w:val="18"/>
+        </w:rPr>
+        <w:t>LEAD: CONTENT PRESENTER</w:t>
+      </w:r>
+      <w:r>
+        <w:rPr>
+          <w:b/>
+          <w:color w:val="6B8E3F"/>
+          <w:sz w:val="18"/>
+        </w:rPr>
+        <w:t xml:space="preserve"> · TABLES</w:t>
       </w:r>
     </w:p>
     <w:p>
       <w:pPr>
-        <w:ind w:left="216"/>
+        <w:pBdr>
+          <w:left w:val="double" w:sz="12" w:space="8" w:color="B45309"/>
+        </w:pBdr>
+        <w:spacing w:before="0" w:after="60"/>
       </w:pPr>
       <w:r>
         <w:rPr>
           <w:b/>
           <w:color w:val="595959"/>
         </w:rPr>
-        <w:t>BEATS:</w:t>
+        <w:t xml:space="preserve">BEATS: </w:t>
       </w:r>
       <w:r>
-        <w:t xml:space="preserve"> 1. No agenda — Companions sit and eat as members of their tables; the cohort needs to see its Companions laugh at dinner. 2. Watch faces gently, especially the Week 15 watch-list: a family sitting close and quiet, a parent with full eyes, a teen who won't look up — nobody names it today; offline contact within 48 hours. 3. Keep the food moving; note who is missing for the Sought Stray line.</w:t>
+        <w:t>1. No agenda — Companions sit and eat as members of their tables; the cohort needs to see its Companions laugh at dinner. 2. Watch faces gently, especially the Week 15 watch-list: a family sitting close and quiet, a parent with full eyes, a teen who won't look up — nobody names it today; offline contact within 48 hours. 3. Keep the food moving; note who is missing for the Sought Stray line.</w:t>
       </w:r>
     </w:p>
     <w:p>
       <w:pPr>
-        <w:ind w:left="216"/>
+        <w:pBdr>
+          <w:left w:val="double" w:sz="12" w:space="8" w:color="B45309"/>
+        </w:pBdr>
+        <w:spacing w:before="0" w:after="60"/>
       </w:pPr>
       <w:r>
         <w:rPr>
           <w:b/>
           <w:color w:val="595959"/>
         </w:rPr>
-        <w:t>GUARD:</w:t>
+        <w:t xml:space="preserve">GUARD: </w:t>
       </w:r>
       <w:r>
-        <w:t xml:space="preserve"> The allergy list is law — posted, current, every dish labeled with its allergens; the food-safety lead owns the serving table. Never ask, at a table or from the front, whether the Four Questions happened — invisible by default.</w:t>
+        <w:t>The allergy list is law — posted, current, every dish labeled with its allergens; the food-safety lead owns the serving table. Never ask, at a table or from the front, whether the Four Questions happened — invisible by default.</w:t>
       </w:r>
     </w:p>
     <w:p>
       <w:pPr>
         <w:keepNext/>
-        <w:spacing w:before="160" w:after="20"/>
+        <w:pBdr>
+          <w:left w:val="double" w:sz="12" w:space="8" w:color="B45309"/>
+        </w:pBdr>
+        <w:shd w:val="clear" w:color="auto" w:fill="FCE9D6"/>
+        <w:spacing w:before="160" w:after="40"/>
       </w:pPr>
+      <w:r>
+        <w:rPr>
+          <w:rFonts w:ascii="Cambria" w:hAnsi="Cambria"/>
+          <w:b/>
+          <w:color w:val="B45309"/>
+          <w:sz w:val="30"/>
+        </w:rPr>
+        <w:t>236</w:t>
+      </w:r>
       <w:r>
         <w:rPr>
           <w:rFonts w:ascii="Cambria" w:hAnsi="Cambria"/>
@@ -505,13 +981,32 @@
           <w:color w:val="2C5F2D"/>
           <w:sz w:val="24"/>
         </w:rPr>
-        <w:t>Slide 9 — Cards over Dessert</w:t>
+        <w:t xml:space="preserve">   Cards over Dessert</w:t>
+      </w:r>
+      <w:r>
+        <w:rPr>
+          <w:b/>
+          <w:color w:val="B45309"/>
+          <w:sz w:val="17"/>
+        </w:rPr>
+        <w:t xml:space="preserve">    CONTENT PRESENTER</w:t>
+      </w:r>
+      <w:r>
+        <w:rPr>
+          <w:b w:val="0"/>
+          <w:color w:val="7F7F7F"/>
+          <w:sz w:val="16"/>
+        </w:rPr>
+        <w:t xml:space="preserve">   · slide 9 of 14</w:t>
       </w:r>
     </w:p>
     <w:p>
       <w:pPr>
         <w:keepNext/>
-        <w:spacing w:after="40"/>
+        <w:pBdr>
+          <w:left w:val="double" w:sz="12" w:space="8" w:color="B45309"/>
+        </w:pBdr>
+        <w:spacing w:before="0" w:after="60"/>
       </w:pPr>
       <w:r>
         <w:rPr>
@@ -519,44 +1014,79 @@
           <w:color w:val="6B8E3F"/>
           <w:sz w:val="18"/>
         </w:rPr>
-        <w:t>S16 · 7:59–8:17 · LEAD: CONTENT PRESENTER · TABLES</w:t>
+        <w:t xml:space="preserve">S16 · 7:59–8:17 · </w:t>
+      </w:r>
+      <w:r>
+        <w:rPr>
+          <w:b/>
+          <w:color w:val="B45309"/>
+          <w:sz w:val="18"/>
+        </w:rPr>
+        <w:t>LEAD: CONTENT PRESENTER</w:t>
+      </w:r>
+      <w:r>
+        <w:rPr>
+          <w:b/>
+          <w:color w:val="6B8E3F"/>
+          <w:sz w:val="18"/>
+        </w:rPr>
+        <w:t xml:space="preserve"> · TABLES</w:t>
       </w:r>
     </w:p>
     <w:p>
       <w:pPr>
-        <w:ind w:left="216"/>
+        <w:pBdr>
+          <w:left w:val="double" w:sz="12" w:space="8" w:color="B45309"/>
+        </w:pBdr>
+        <w:spacing w:before="0" w:after="60"/>
       </w:pPr>
       <w:r>
         <w:rPr>
           <w:b/>
           <w:color w:val="595959"/>
         </w:rPr>
-        <w:t>BEATS:</w:t>
+        <w:t xml:space="preserve">BEATS: </w:t>
       </w:r>
       <w:r>
-        <w:t xml:space="preserve"> 1. Dessert lands and the card stack comes out — frame it from your seat; standing up breaks the spell. 2. How it works: read the card aloud; a parent answers first, every table, every card; anyone who wants answers; nobody has to; next card when it feels done. 3. Two rules said aloud: no report-out — what is said at your table stays there; and there is no wrong way for this to go.</w:t>
+        <w:t>1. Dessert lands and the card stack comes out — frame it from your seat; standing up breaks the spell. 2. How it works: read the card aloud; a parent answers first, every table, every card; anyone who wants answers; nobody has to; next card when it feels done. 3. Two rules said aloud: no report-out — what is said at your table stays there; and there is no wrong way for this to go.</w:t>
       </w:r>
     </w:p>
     <w:p>
       <w:pPr>
-        <w:ind w:left="216"/>
+        <w:pBdr>
+          <w:left w:val="double" w:sz="12" w:space="8" w:color="B45309"/>
+        </w:pBdr>
+        <w:spacing w:before="0" w:after="60"/>
       </w:pPr>
       <w:r>
         <w:rPr>
           <w:b/>
           <w:color w:val="595959"/>
         </w:rPr>
-        <w:t>GUARD:</w:t>
+        <w:t xml:space="preserve">GUARD: </w:t>
       </w:r>
       <w:r>
-        <w:t xml:space="preserve"> Laughter is a fully valid outcome — ten minutes laughing at dad's answer IS the exercise. Two cards done well beats three done fast. A card that finds a tender place: warmth, no working it at the table; a Companion follows up offline.</w:t>
+        <w:t>Laughter is a fully valid outcome — ten minutes laughing at dad's answer IS the exercise. Two cards done well beats three done fast. A card that finds a tender place: warmth, no working it at the table; a Companion follows up offline.</w:t>
       </w:r>
     </w:p>
     <w:p>
       <w:pPr>
         <w:keepNext/>
-        <w:spacing w:before="160" w:after="20"/>
+        <w:pBdr>
+          <w:left w:val="double" w:sz="12" w:space="8" w:color="B45309"/>
+        </w:pBdr>
+        <w:shd w:val="clear" w:color="auto" w:fill="FCE9D6"/>
+        <w:spacing w:before="160" w:after="40"/>
       </w:pPr>
+      <w:r>
+        <w:rPr>
+          <w:rFonts w:ascii="Cambria" w:hAnsi="Cambria"/>
+          <w:b/>
+          <w:color w:val="B45309"/>
+          <w:sz w:val="30"/>
+        </w:rPr>
+        <w:t>237</w:t>
+      </w:r>
       <w:r>
         <w:rPr>
           <w:rFonts w:ascii="Cambria" w:hAnsi="Cambria"/>
@@ -564,13 +1094,32 @@
           <w:color w:val="2C5F2D"/>
           <w:sz w:val="24"/>
         </w:rPr>
-        <w:t>Slide 10 — Pulse 3 Framed and Sent Home</w:t>
+        <w:t xml:space="preserve">   Pulse 3 Framed and Sent Home</w:t>
+      </w:r>
+      <w:r>
+        <w:rPr>
+          <w:b/>
+          <w:color w:val="B45309"/>
+          <w:sz w:val="17"/>
+        </w:rPr>
+        <w:t xml:space="preserve">    CONTENT PRESENTER</w:t>
+      </w:r>
+      <w:r>
+        <w:rPr>
+          <w:b w:val="0"/>
+          <w:color w:val="7F7F7F"/>
+          <w:sz w:val="16"/>
+        </w:rPr>
+        <w:t xml:space="preserve">   · slide 10 of 14</w:t>
       </w:r>
     </w:p>
     <w:p>
       <w:pPr>
         <w:keepNext/>
-        <w:spacing w:after="40"/>
+        <w:pBdr>
+          <w:left w:val="double" w:sz="12" w:space="8" w:color="B45309"/>
+        </w:pBdr>
+        <w:spacing w:before="0" w:after="60"/>
       </w:pPr>
       <w:r>
         <w:rPr>
@@ -578,44 +1127,79 @@
           <w:color w:val="6B8E3F"/>
           <w:sz w:val="18"/>
         </w:rPr>
-        <w:t>S16 · 8:17–8:20 · LEAD: CONTENT PRESENTER · WHOLE ROOM (seated)</w:t>
+        <w:t xml:space="preserve">S16 · 8:17–8:20 · </w:t>
+      </w:r>
+      <w:r>
+        <w:rPr>
+          <w:b/>
+          <w:color w:val="B45309"/>
+          <w:sz w:val="18"/>
+        </w:rPr>
+        <w:t>LEAD: CONTENT PRESENTER</w:t>
+      </w:r>
+      <w:r>
+        <w:rPr>
+          <w:b/>
+          <w:color w:val="6B8E3F"/>
+          <w:sz w:val="18"/>
+        </w:rPr>
+        <w:t xml:space="preserve"> · WHOLE ROOM (seated)</w:t>
       </w:r>
     </w:p>
     <w:p>
       <w:pPr>
-        <w:ind w:left="216"/>
+        <w:pBdr>
+          <w:left w:val="double" w:sz="12" w:space="8" w:color="B45309"/>
+        </w:pBdr>
+        <w:spacing w:before="0" w:after="60"/>
       </w:pPr>
       <w:r>
         <w:rPr>
           <w:b/>
           <w:color w:val="595959"/>
         </w:rPr>
-        <w:t>BEATS:</w:t>
+        <w:t xml:space="preserve">BEATS: </w:t>
       </w:r>
       <w:r>
-        <w:t xml:space="preserve"> 1. One unhurried minute, no apology: this is the Quarterly Pulse, third of the year — one page, three questions, about five minutes at home. 2. Say the deal plainly: this room steers by these pages; the final quarter is built from what you write. 3. Back in the bin at when we gather's door — nobody watches the bin; signed or unsigned, your choice.</w:t>
+        <w:t>1. One unhurried minute, no apology: this is the Quarterly Pulse, third of the year — one page, three questions, about five minutes at home. 2. Say the deal plainly: this room steers by these pages; the final quarter is built from what you write. 3. Back in the bin at when we gather's door — nobody watches the bin; signed or unsigned, your choice.</w:t>
       </w:r>
     </w:p>
     <w:p>
       <w:pPr>
-        <w:ind w:left="216"/>
+        <w:pBdr>
+          <w:left w:val="double" w:sz="12" w:space="8" w:color="B45309"/>
+        </w:pBdr>
+        <w:spacing w:before="0" w:after="60"/>
       </w:pPr>
       <w:r>
         <w:rPr>
           <w:b/>
           <w:color w:val="595959"/>
         </w:rPr>
-        <w:t>GUARD:</w:t>
+        <w:t xml:space="preserve">GUARD: </w:t>
       </w:r>
       <w:r>
-        <w:t xml:space="preserve"> 'Sorry to end a fun night with paperwork' undoes the instrument — frame it as steering, never homework.</w:t>
+        <w:t>'Sorry to end a fun night with paperwork' undoes the instrument — frame it as steering, never homework.</w:t>
       </w:r>
     </w:p>
     <w:p>
       <w:pPr>
         <w:keepNext/>
-        <w:spacing w:before="160" w:after="20"/>
+        <w:pBdr>
+          <w:left w:val="double" w:sz="12" w:space="8" w:color="B45309"/>
+        </w:pBdr>
+        <w:shd w:val="clear" w:color="auto" w:fill="FCE9D6"/>
+        <w:spacing w:before="160" w:after="40"/>
       </w:pPr>
+      <w:r>
+        <w:rPr>
+          <w:rFonts w:ascii="Cambria" w:hAnsi="Cambria"/>
+          <w:b/>
+          <w:color w:val="B45309"/>
+          <w:sz w:val="30"/>
+        </w:rPr>
+        <w:t>238</w:t>
+      </w:r>
       <w:r>
         <w:rPr>
           <w:rFonts w:ascii="Cambria" w:hAnsi="Cambria"/>
@@ -623,13 +1207,32 @@
           <w:color w:val="2C5F2D"/>
           <w:sz w:val="24"/>
         </w:rPr>
-        <w:t>Slide 11 — The Take-Home Sheet — the Daily Rhythm</w:t>
+        <w:t xml:space="preserve">   The Take-Home Sheet — the Daily Rhythm</w:t>
+      </w:r>
+      <w:r>
+        <w:rPr>
+          <w:b/>
+          <w:color w:val="B45309"/>
+          <w:sz w:val="17"/>
+        </w:rPr>
+        <w:t xml:space="preserve">    CONTENT PRESENTER</w:t>
+      </w:r>
+      <w:r>
+        <w:rPr>
+          <w:b w:val="0"/>
+          <w:color w:val="7F7F7F"/>
+          <w:sz w:val="16"/>
+        </w:rPr>
+        <w:t xml:space="preserve">   · slide 11 of 14</w:t>
       </w:r>
     </w:p>
     <w:p>
       <w:pPr>
         <w:keepNext/>
-        <w:spacing w:after="40"/>
+        <w:pBdr>
+          <w:left w:val="double" w:sz="12" w:space="8" w:color="B45309"/>
+        </w:pBdr>
+        <w:spacing w:before="0" w:after="60"/>
       </w:pPr>
       <w:r>
         <w:rPr>
@@ -637,12 +1240,30 @@
           <w:color w:val="6B8E3F"/>
           <w:sz w:val="18"/>
         </w:rPr>
-        <w:t>S16 · COMMISSIONING · LEAD: CONTENT PRESENTER</w:t>
+        <w:t xml:space="preserve">S16 · COMMISSIONING · </w:t>
+      </w:r>
+      <w:r>
+        <w:rPr>
+          <w:b/>
+          <w:color w:val="B45309"/>
+          <w:sz w:val="18"/>
+        </w:rPr>
+        <w:t>LEAD: CONTENT PRESENTER</w:t>
+      </w:r>
+      <w:r>
+        <w:rPr>
+          <w:b/>
+          <w:color w:val="6B8E3F"/>
+          <w:sz w:val="18"/>
+        </w:rPr>
       </w:r>
     </w:p>
     <w:p>
       <w:pPr>
-        <w:ind w:left="216"/>
+        <w:pBdr>
+          <w:left w:val="double" w:sz="12" w:space="8" w:color="B45309"/>
+        </w:pBdr>
+        <w:spacing w:before="0" w:after="20"/>
       </w:pPr>
       <w:r>
         <w:rPr>
@@ -654,7 +1275,10 @@
     </w:p>
     <w:p>
       <w:pPr>
-        <w:ind w:left="216"/>
+        <w:pBdr>
+          <w:left w:val="double" w:sz="12" w:space="8" w:color="B45309"/>
+        </w:pBdr>
+        <w:spacing w:before="0" w:after="60"/>
       </w:pPr>
       <w:r>
         <w:t>1. The sheet on the screen is the sheet in their hands — walk it, don't read it.</w:t>
@@ -662,7 +1286,10 @@
     </w:p>
     <w:p>
       <w:pPr>
-        <w:ind w:left="216"/>
+        <w:pBdr>
+          <w:left w:val="double" w:sz="12" w:space="8" w:color="B45309"/>
+        </w:pBdr>
+        <w:spacing w:before="0" w:after="60"/>
       </w:pPr>
       <w:r>
         <w:t>2. The standing rhythm first: the morning question, the evening journal line — one box per day on the week-grids.</w:t>
@@ -670,7 +1297,10 @@
     </w:p>
     <w:p>
       <w:pPr>
-        <w:ind w:left="216"/>
+        <w:pBdr>
+          <w:left w:val="double" w:sz="12" w:space="8" w:color="B45309"/>
+        </w:pBdr>
+        <w:spacing w:before="0" w:after="60"/>
       </w:pPr>
       <w:r>
         <w:t>3. A missed box is never a failure — it is an invitation to return.</w:t>
@@ -678,24 +1308,40 @@
     </w:p>
     <w:p>
       <w:pPr>
-        <w:ind w:left="216"/>
+        <w:pBdr>
+          <w:left w:val="double" w:sz="12" w:space="8" w:color="B45309"/>
+        </w:pBdr>
+        <w:spacing w:before="0" w:after="60"/>
       </w:pPr>
       <w:r>
         <w:rPr>
           <w:b/>
           <w:color w:val="595959"/>
         </w:rPr>
-        <w:t>CUES:</w:t>
+        <w:t xml:space="preserve">CUES: </w:t>
       </w:r>
       <w:r>
-        <w:t xml:space="preserve"> The four parts are the next slide.</w:t>
+        <w:t>The four parts are the next slide.</w:t>
       </w:r>
     </w:p>
     <w:p>
       <w:pPr>
         <w:keepNext/>
-        <w:spacing w:before="160" w:after="20"/>
+        <w:pBdr>
+          <w:left w:val="double" w:sz="12" w:space="8" w:color="B45309"/>
+        </w:pBdr>
+        <w:shd w:val="clear" w:color="auto" w:fill="FCE9D6"/>
+        <w:spacing w:before="160" w:after="40"/>
       </w:pPr>
+      <w:r>
+        <w:rPr>
+          <w:rFonts w:ascii="Cambria" w:hAnsi="Cambria"/>
+          <w:b/>
+          <w:color w:val="B45309"/>
+          <w:sz w:val="30"/>
+        </w:rPr>
+        <w:t>239</w:t>
+      </w:r>
       <w:r>
         <w:rPr>
           <w:rFonts w:ascii="Cambria" w:hAnsi="Cambria"/>
@@ -703,13 +1349,32 @@
           <w:color w:val="2C5F2D"/>
           <w:sz w:val="24"/>
         </w:rPr>
-        <w:t>Slide 12 — The Take-Home Sheet — the Four Parts</w:t>
+        <w:t xml:space="preserve">   The Take-Home Sheet — the Four Parts</w:t>
+      </w:r>
+      <w:r>
+        <w:rPr>
+          <w:b/>
+          <w:color w:val="B45309"/>
+          <w:sz w:val="17"/>
+        </w:rPr>
+        <w:t xml:space="preserve">    CONTENT PRESENTER</w:t>
+      </w:r>
+      <w:r>
+        <w:rPr>
+          <w:b w:val="0"/>
+          <w:color w:val="7F7F7F"/>
+          <w:sz w:val="16"/>
+        </w:rPr>
+        <w:t xml:space="preserve">   · slide 12 of 14</w:t>
       </w:r>
     </w:p>
     <w:p>
       <w:pPr>
         <w:keepNext/>
-        <w:spacing w:after="40"/>
+        <w:pBdr>
+          <w:left w:val="double" w:sz="12" w:space="8" w:color="B45309"/>
+        </w:pBdr>
+        <w:spacing w:before="0" w:after="60"/>
       </w:pPr>
       <w:r>
         <w:rPr>
@@ -717,12 +1382,30 @@
           <w:color w:val="6B8E3F"/>
           <w:sz w:val="18"/>
         </w:rPr>
-        <w:t>S16 · COMMISSIONING · LEAD: CONTENT PRESENTER</w:t>
+        <w:t xml:space="preserve">S16 · COMMISSIONING · </w:t>
+      </w:r>
+      <w:r>
+        <w:rPr>
+          <w:b/>
+          <w:color w:val="B45309"/>
+          <w:sz w:val="18"/>
+        </w:rPr>
+        <w:t>LEAD: CONTENT PRESENTER</w:t>
+      </w:r>
+      <w:r>
+        <w:rPr>
+          <w:b/>
+          <w:color w:val="6B8E3F"/>
+          <w:sz w:val="18"/>
+        </w:rPr>
       </w:r>
     </w:p>
     <w:p>
       <w:pPr>
-        <w:ind w:left="216"/>
+        <w:pBdr>
+          <w:left w:val="double" w:sz="12" w:space="8" w:color="B45309"/>
+        </w:pBdr>
+        <w:spacing w:before="0" w:after="20"/>
       </w:pPr>
       <w:r>
         <w:rPr>
@@ -734,7 +1417,10 @@
     </w:p>
     <w:p>
       <w:pPr>
-        <w:ind w:left="216"/>
+        <w:pBdr>
+          <w:left w:val="double" w:sz="12" w:space="8" w:color="B45309"/>
+        </w:pBdr>
+        <w:spacing w:before="0" w:after="60"/>
       </w:pPr>
       <w:r>
         <w:t>1. The four parts, in order: the homework practice, week one; the end-of-week-one check-in; the homework practice, week two; one sentence of preparation.</w:t>
@@ -742,7 +1428,10 @@
     </w:p>
     <w:p>
       <w:pPr>
-        <w:ind w:left="216"/>
+        <w:pBdr>
+          <w:left w:val="double" w:sz="12" w:space="8" w:color="B45309"/>
+        </w:pBdr>
+        <w:spacing w:before="0" w:after="60"/>
       </w:pPr>
       <w:r>
         <w:t>2. Check-in partners are named aloud before leaving this slide — the sheet has the line to write the name.</w:t>
@@ -750,24 +1439,40 @@
     </w:p>
     <w:p>
       <w:pPr>
-        <w:ind w:left="216"/>
+        <w:pBdr>
+          <w:left w:val="double" w:sz="12" w:space="8" w:color="B45309"/>
+        </w:pBdr>
+        <w:spacing w:before="0" w:after="60"/>
       </w:pPr>
       <w:r>
         <w:rPr>
           <w:b/>
           <w:color w:val="595959"/>
         </w:rPr>
-        <w:t>GUARD:</w:t>
+        <w:t xml:space="preserve">GUARD: </w:t>
       </w:r>
       <w:r>
-        <w:t xml:space="preserve"> The sheet-walk, not a re-teach.</w:t>
+        <w:t>The sheet-walk, not a re-teach.</w:t>
       </w:r>
     </w:p>
     <w:p>
       <w:pPr>
         <w:keepNext/>
-        <w:spacing w:before="160" w:after="20"/>
+        <w:pBdr>
+          <w:left w:val="thickThinSmallGap" w:sz="24" w:space="8" w:color="6B3FA0"/>
+        </w:pBdr>
+        <w:shd w:val="clear" w:color="auto" w:fill="ECE3F5"/>
+        <w:spacing w:before="160" w:after="40"/>
       </w:pPr>
+      <w:r>
+        <w:rPr>
+          <w:rFonts w:ascii="Cambria" w:hAnsi="Cambria"/>
+          <w:b/>
+          <w:color w:val="6B3FA0"/>
+          <w:sz w:val="30"/>
+        </w:rPr>
+        <w:t>240</w:t>
+      </w:r>
       <w:r>
         <w:rPr>
           <w:rFonts w:ascii="Cambria" w:hAnsi="Cambria"/>
@@ -775,13 +1480,32 @@
           <w:color w:val="2C5F2D"/>
           <w:sz w:val="24"/>
         </w:rPr>
-        <w:t>Slide 13 — The Leader Feedback Round</w:t>
+        <w:t xml:space="preserve">   The Leader Feedback Round</w:t>
+      </w:r>
+      <w:r>
+        <w:rPr>
+          <w:b/>
+          <w:color w:val="6B3FA0"/>
+          <w:sz w:val="17"/>
+        </w:rPr>
+        <w:t xml:space="preserve">    BOTH LEADERS</w:t>
+      </w:r>
+      <w:r>
+        <w:rPr>
+          <w:b w:val="0"/>
+          <w:color w:val="7F7F7F"/>
+          <w:sz w:val="16"/>
+        </w:rPr>
+        <w:t xml:space="preserve">   · slide 13 of 14</w:t>
       </w:r>
     </w:p>
     <w:p>
       <w:pPr>
         <w:keepNext/>
-        <w:spacing w:after="40"/>
+        <w:pBdr>
+          <w:left w:val="thickThinSmallGap" w:sz="24" w:space="8" w:color="6B3FA0"/>
+        </w:pBdr>
+        <w:spacing w:before="0" w:after="60"/>
       </w:pPr>
       <w:r>
         <w:rPr>
@@ -789,44 +1513,79 @@
           <w:color w:val="6B8E3F"/>
           <w:sz w:val="18"/>
         </w:rPr>
-        <w:t>S16 · 8:24–8:28 · LEAD: BOTH LEADERS · WHOLE ROOM</w:t>
+        <w:t xml:space="preserve">S16 · 8:24–8:28 · </w:t>
+      </w:r>
+      <w:r>
+        <w:rPr>
+          <w:b/>
+          <w:color w:val="6B3FA0"/>
+          <w:sz w:val="18"/>
+        </w:rPr>
+        <w:t>LEAD: BOTH LEADERS</w:t>
+      </w:r>
+      <w:r>
+        <w:rPr>
+          <w:b/>
+          <w:color w:val="6B8E3F"/>
+          <w:sz w:val="18"/>
+        </w:rPr>
+        <w:t xml:space="preserve"> · WHOLE ROOM</w:t>
       </w:r>
     </w:p>
     <w:p>
       <w:pPr>
-        <w:ind w:left="216"/>
+        <w:pBdr>
+          <w:left w:val="thickThinSmallGap" w:sz="24" w:space="8" w:color="6B3FA0"/>
+        </w:pBdr>
+        <w:spacing w:before="0" w:after="60"/>
       </w:pPr>
       <w:r>
         <w:rPr>
           <w:b/>
           <w:color w:val="595959"/>
         </w:rPr>
-        <w:t>BEATS:</w:t>
+        <w:t xml:space="preserve">BEATS: </w:t>
       </w:r>
       <w:r>
-        <w:t xml:space="preserve"> 1. Same round, even on a dinner night — especially today; the round on an easy evening is what keeps it ordinary. 2. The leader's three, then the room's two questions — two or three voices each. 3. Receive without defending — 'thank you' is the whole response.</w:t>
+        <w:t>1. Same round, even on a dinner night — especially today; the round on an easy evening is what keeps it ordinary. 2. The leader's three, then the room's two questions — two or three voices each. 3. Receive without defending — 'thank you' is the whole response.</w:t>
       </w:r>
     </w:p>
     <w:p>
       <w:pPr>
-        <w:ind w:left="216"/>
+        <w:pBdr>
+          <w:left w:val="thickThinSmallGap" w:sz="24" w:space="8" w:color="6B3FA0"/>
+        </w:pBdr>
+        <w:spacing w:before="0" w:after="60"/>
       </w:pPr>
       <w:r>
         <w:rPr>
           <w:b/>
           <w:color w:val="595959"/>
         </w:rPr>
-        <w:t>CUES:</w:t>
+        <w:t xml:space="preserve">CUES: </w:t>
       </w:r>
       <w:r>
-        <w:t xml:space="preserve"> Expect food commentary; take it seriously — next year's family night is built from today's answers.</w:t>
+        <w:t>Expect food commentary; take it seriously — next year's family night is built from today's answers.</w:t>
       </w:r>
     </w:p>
     <w:p>
       <w:pPr>
         <w:keepNext/>
-        <w:spacing w:before="160" w:after="20"/>
+        <w:pBdr>
+          <w:left w:val="single" w:sz="24" w:space="8" w:color="1F4E79"/>
+        </w:pBdr>
+        <w:shd w:val="clear" w:color="auto" w:fill="DEEAF6"/>
+        <w:spacing w:before="160" w:after="40"/>
       </w:pPr>
+      <w:r>
+        <w:rPr>
+          <w:rFonts w:ascii="Cambria" w:hAnsi="Cambria"/>
+          <w:b/>
+          <w:color w:val="1F4E79"/>
+          <w:sz w:val="30"/>
+        </w:rPr>
+        <w:t>241</w:t>
+      </w:r>
       <w:r>
         <w:rPr>
           <w:rFonts w:ascii="Cambria" w:hAnsi="Cambria"/>
@@ -834,13 +1593,32 @@
           <w:color w:val="2C5F2D"/>
           <w:sz w:val="24"/>
         </w:rPr>
-        <w:t>Slide 14 — Closing the Container + Aaronic Blessing</w:t>
+        <w:t xml:space="preserve">   Closing the Container + Aaronic Blessing</w:t>
+      </w:r>
+      <w:r>
+        <w:rPr>
+          <w:b/>
+          <w:color w:val="1F4E79"/>
+          <w:sz w:val="17"/>
+        </w:rPr>
+        <w:t xml:space="preserve">    CONTAINER HOLDER</w:t>
+      </w:r>
+      <w:r>
+        <w:rPr>
+          <w:b w:val="0"/>
+          <w:color w:val="7F7F7F"/>
+          <w:sz w:val="16"/>
+        </w:rPr>
+        <w:t xml:space="preserve">   · slide 14 of 14</w:t>
       </w:r>
     </w:p>
     <w:p>
       <w:pPr>
         <w:keepNext/>
-        <w:spacing w:after="40"/>
+        <w:pBdr>
+          <w:left w:val="single" w:sz="24" w:space="8" w:color="1F4E79"/>
+        </w:pBdr>
+        <w:spacing w:before="0" w:after="60"/>
       </w:pPr>
       <w:r>
         <w:rPr>
@@ -848,27 +1626,46 @@
           <w:color w:val="6B8E3F"/>
           <w:sz w:val="18"/>
         </w:rPr>
-        <w:t>S16 · 8:28–8:30 · LEAD: CONTAINER HOLDER · STANDING CIRCLE</w:t>
+        <w:t xml:space="preserve">S16 · 8:28–8:30 · </w:t>
+      </w:r>
+      <w:r>
+        <w:rPr>
+          <w:b/>
+          <w:color w:val="1F4E79"/>
+          <w:sz w:val="18"/>
+        </w:rPr>
+        <w:t>LEAD: CONTAINER HOLDER</w:t>
+      </w:r>
+      <w:r>
+        <w:rPr>
+          <w:b/>
+          <w:color w:val="6B8E3F"/>
+          <w:sz w:val="18"/>
+        </w:rPr>
+        <w:t xml:space="preserve"> · STANDING CIRCLE</w:t>
       </w:r>
     </w:p>
     <w:p>
       <w:pPr>
-        <w:ind w:left="216"/>
+        <w:pBdr>
+          <w:left w:val="single" w:sz="24" w:space="8" w:color="1F4E79"/>
+        </w:pBdr>
+        <w:spacing w:before="0" w:after="60"/>
       </w:pPr>
       <w:r>
         <w:rPr>
           <w:b/>
           <w:color w:val="595959"/>
         </w:rPr>
-        <w:t>BEATS:</w:t>
+        <w:t xml:space="preserve">BEATS: </w:t>
       </w:r>
       <w:r>
-        <w:t xml:space="preserve"> 1. Same circle as the start; one word for what is happening in you as we close. 2. Two thank-yous: every hand that cooked and served, and the cleanup crew by name; everyone clears their own place. 3. The week: five minutes with the Pulse, bin at the door when we gather; keep walking your card, slips and all. 4. Aaronic blessing. Go home glad.</w:t>
+        <w:t>1. Same circle as the start; one word for what is happening in you as we close. 2. Two thank-yous: every hand that cooked and served, and the cleanup crew by name; everyone clears their own place. 3. The week: five minutes with the Pulse, bin at the door when we gather; keep walking your card, slips and all. 4. Aaronic blessing. Go home glad.</w:t>
       </w:r>
     </w:p>
     <w:p>
       <w:pPr>
-        <w:spacing w:before="200"/>
+        <w:spacing w:before="200" w:after="0"/>
         <w:jc w:val="center"/>
       </w:pPr>
       <w:r>

--- a/_implementation-notes/evening-series/FotH Evening Session 16 Leader Notes DRAFT v1.docx
+++ b/_implementation-notes/evening-series/FotH Evening Session 16 Leader Notes DRAFT v1.docx
@@ -26,6 +26,26 @@
           <w:sz w:val="18"/>
         </w:rPr>
         <w:t>FotH Evening · the speaker notes, in hand — so the leading pair reads the room, not the screen. The big number on each block is the number in the corner of the screen; the colour is whose block it is. Built from the deck's own notes, so the two always agree.</w:t>
+      </w:r>
+    </w:p>
+    <w:p>
+      <w:pPr>
+        <w:spacing w:before="0" w:after="80"/>
+      </w:pPr>
+      <w:r>
+        <w:rPr>
+          <w:b/>
+          <w:color w:val="2C5F2D"/>
+          <w:sz w:val="18"/>
+        </w:rPr>
+        <w:t xml:space="preserve">Reading the numbers. </w:t>
+      </w:r>
+      <w:r>
+        <w:rPr>
+          <w:color w:val="595959"/>
+          <w:sz w:val="18"/>
+        </w:rPr>
+        <w:t>Match the big number on each block to the number in the bottom-right corner of the screen. This session is 229–241 in the series' one continuous numbering. The first slide, the series title, is “Title” here.</w:t>
       </w:r>
     </w:p>
     <w:p>

--- a/_implementation-notes/evening-series/FotH Evening Session 16 Leader Notes DRAFT v1.docx
+++ b/_implementation-notes/evening-series/FotH Evening Session 16 Leader Notes DRAFT v1.docx
@@ -1685,6 +1685,24 @@
     </w:p>
     <w:p>
       <w:pPr>
+        <w:pBdr>
+          <w:left w:val="single" w:sz="24" w:space="8" w:color="1F4E79"/>
+        </w:pBdr>
+        <w:spacing w:before="0" w:after="60"/>
+      </w:pPr>
+      <w:r>
+        <w:rPr>
+          <w:b/>
+          <w:color w:val="595959"/>
+        </w:rPr>
+        <w:t xml:space="preserve">BLESSINGS: </w:t>
+      </w:r>
+      <w:r>
+        <w:t>eyes on the person, not the screen — nothing to read; say what is on your heart for them, specific and short.</w:t>
+      </w:r>
+    </w:p>
+    <w:p>
+      <w:pPr>
         <w:spacing w:before="200" w:after="0"/>
         <w:jc w:val="center"/>
       </w:pPr>

--- a/_implementation-notes/evening-series/FotH Evening Session 16 Leader Notes DRAFT v1.docx
+++ b/_implementation-notes/evening-series/FotH Evening Session 16 Leader Notes DRAFT v1.docx
@@ -45,7 +45,7 @@
           <w:color w:val="595959"/>
           <w:sz w:val="18"/>
         </w:rPr>
-        <w:t>Match the big number on each block to the number in the bottom-right corner of the screen. This session is 229–241 in the series' one continuous numbering. The first slide, the series title, is “Title” here.</w:t>
+        <w:t>Match the big number on each block to the number in the bottom-right corner of the screen. This session is 230–242 in the series' one continuous numbering. The first slide, the series title, is “Title” here.</w:t>
       </w:r>
     </w:p>
     <w:p>
@@ -194,7 +194,7 @@
           <w:color w:val="8C8C8C"/>
           <w:sz w:val="30"/>
         </w:rPr>
-        <w:t>229</w:t>
+        <w:t>230</w:t>
       </w:r>
       <w:r>
         <w:rPr>
@@ -266,7 +266,7 @@
           <w:color w:val="1F4E79"/>
           <w:sz w:val="30"/>
         </w:rPr>
-        <w:t>230</w:t>
+        <w:t>231</w:t>
       </w:r>
       <w:r>
         <w:rPr>
@@ -409,7 +409,7 @@
           <w:color w:val="1F4E79"/>
           <w:sz w:val="30"/>
         </w:rPr>
-        <w:t>231</w:t>
+        <w:t>232</w:t>
       </w:r>
       <w:r>
         <w:rPr>
@@ -522,7 +522,7 @@
           <w:color w:val="1F4E79"/>
           <w:sz w:val="30"/>
         </w:rPr>
-        <w:t>232</w:t>
+        <w:t>233</w:t>
       </w:r>
       <w:r>
         <w:rPr>
@@ -653,7 +653,7 @@
           <w:color w:val="B45309"/>
           <w:sz w:val="30"/>
         </w:rPr>
-        <w:t>233</w:t>
+        <w:t>234</w:t>
       </w:r>
       <w:r>
         <w:rPr>
@@ -784,7 +784,7 @@
           <w:color w:val="B45309"/>
           <w:sz w:val="30"/>
         </w:rPr>
-        <w:t>234</w:t>
+        <w:t>235</w:t>
       </w:r>
       <w:r>
         <w:rPr>
@@ -879,7 +879,7 @@
           <w:color w:val="B45309"/>
           <w:sz w:val="30"/>
         </w:rPr>
-        <w:t>235</w:t>
+        <w:t>236</w:t>
       </w:r>
       <w:r>
         <w:rPr>
@@ -992,7 +992,7 @@
           <w:color w:val="B45309"/>
           <w:sz w:val="30"/>
         </w:rPr>
-        <w:t>236</w:t>
+        <w:t>237</w:t>
       </w:r>
       <w:r>
         <w:rPr>
@@ -1105,7 +1105,7 @@
           <w:color w:val="B45309"/>
           <w:sz w:val="30"/>
         </w:rPr>
-        <w:t>237</w:t>
+        <w:t>238</w:t>
       </w:r>
       <w:r>
         <w:rPr>
@@ -1218,7 +1218,7 @@
           <w:color w:val="B45309"/>
           <w:sz w:val="30"/>
         </w:rPr>
-        <w:t>238</w:t>
+        <w:t>239</w:t>
       </w:r>
       <w:r>
         <w:rPr>
@@ -1360,7 +1360,7 @@
           <w:color w:val="B45309"/>
           <w:sz w:val="30"/>
         </w:rPr>
-        <w:t>239</w:t>
+        <w:t>240</w:t>
       </w:r>
       <w:r>
         <w:rPr>
@@ -1491,7 +1491,7 @@
           <w:color w:val="6B3FA0"/>
           <w:sz w:val="30"/>
         </w:rPr>
-        <w:t>240</w:t>
+        <w:t>241</w:t>
       </w:r>
       <w:r>
         <w:rPr>
@@ -1604,7 +1604,7 @@
           <w:color w:val="1F4E79"/>
           <w:sz w:val="30"/>
         </w:rPr>
-        <w:t>241</w:t>
+        <w:t>242</w:t>
       </w:r>
       <w:r>
         <w:rPr>

--- a/_implementation-notes/evening-series/FotH Evening Session 16 Leader Notes DRAFT v1.docx
+++ b/_implementation-notes/evening-series/FotH Evening Session 16 Leader Notes DRAFT v1.docx
@@ -13,7 +13,7 @@
           <w:color w:val="2C5F2D"/>
           <w:sz w:val="36"/>
         </w:rPr>
-        <w:t>Leader Notes — Session 16: Family Conversation Night</w:t>
+        <w:t>Leader Notes — Evening 12: Family Conversation Night</w:t>
       </w:r>
     </w:p>
     <w:p>
@@ -203,7 +203,7 @@
           <w:color w:val="2C5F2D"/>
           <w:sz w:val="24"/>
         </w:rPr>
-        <w:t xml:space="preserve">   SESSION 16</w:t>
+        <w:t xml:space="preserve">   EVENING 12</w:t>
       </w:r>
       <w:r>
         <w:rPr>
@@ -236,7 +236,7 @@
           <w:color w:val="6B8E3F"/>
           <w:sz w:val="18"/>
         </w:rPr>
-        <w:t>S16 · pre-session · DIVIDER</w:t>
+        <w:t>E12 · pre-session · DIVIDER</w:t>
       </w:r>
     </w:p>
     <w:p>
@@ -308,7 +308,7 @@
           <w:color w:val="6B8E3F"/>
           <w:sz w:val="18"/>
         </w:rPr>
-        <w:t xml:space="preserve">S16 · WELCOME · </w:t>
+        <w:t xml:space="preserve">E12 · WELCOME · </w:t>
       </w:r>
       <w:r>
         <w:rPr>
@@ -350,7 +350,7 @@
         <w:spacing w:before="0" w:after="60"/>
       </w:pPr>
       <w:r>
-        <w:t>1. Locate tonight on the map, plainly: Session 16 stands in the second box — Connect with Others, as family. Each connection makes the next one real (Matt. 22:37–40).</w:t>
+        <w:t>1. Locate tonight on the map, plainly: Evening 12 stands in the second box — Connect with Others, as family. Each connection makes the next one real (Matt. 22:37–40).</w:t>
       </w:r>
     </w:p>
     <w:p>
@@ -418,7 +418,7 @@
           <w:color w:val="2C5F2D"/>
           <w:sz w:val="24"/>
         </w:rPr>
-        <w:t xml:space="preserve">   Session 16 — Tonight’s Road</w:t>
+        <w:t xml:space="preserve">   Evening 12 — Tonight’s Road</w:t>
       </w:r>
       <w:r>
         <w:rPr>
@@ -451,7 +451,7 @@
           <w:color w:val="6B8E3F"/>
           <w:sz w:val="18"/>
         </w:rPr>
-        <w:t xml:space="preserve">S16 · 7:00–7:08 · </w:t>
+        <w:t xml:space="preserve">E12 · 7:00–7:08 · </w:t>
       </w:r>
       <w:r>
         <w:rPr>
@@ -564,7 +564,7 @@
           <w:color w:val="6B8E3F"/>
           <w:sz w:val="18"/>
         </w:rPr>
-        <w:t xml:space="preserve">S16 · 7:00–7:08 · </w:t>
+        <w:t xml:space="preserve">E12 · 7:00–7:08 · </w:t>
       </w:r>
       <w:r>
         <w:rPr>
@@ -695,7 +695,7 @@
           <w:color w:val="6B8E3F"/>
           <w:sz w:val="18"/>
         </w:rPr>
-        <w:t xml:space="preserve">S16 · 7:25–7:29 · </w:t>
+        <w:t xml:space="preserve">E12 · 7:25–7:29 · </w:t>
       </w:r>
       <w:r>
         <w:rPr>
@@ -826,7 +826,7 @@
           <w:color w:val="6B8E3F"/>
           <w:sz w:val="18"/>
         </w:rPr>
-        <w:t xml:space="preserve">S16 · 7:29–7:31 · </w:t>
+        <w:t xml:space="preserve">E12 · 7:29–7:31 · </w:t>
       </w:r>
       <w:r>
         <w:rPr>
@@ -921,7 +921,7 @@
           <w:color w:val="6B8E3F"/>
           <w:sz w:val="18"/>
         </w:rPr>
-        <w:t xml:space="preserve">S16 · 7:31–7:59 · </w:t>
+        <w:t xml:space="preserve">E12 · 7:31–7:59 · </w:t>
       </w:r>
       <w:r>
         <w:rPr>
@@ -955,7 +955,7 @@
         <w:t xml:space="preserve">BEATS: </w:t>
       </w:r>
       <w:r>
-        <w:t>1. No agenda — Companions sit and eat as members of their tables; the cohort needs to see its Companions laugh at dinner. 2. Watch faces gently, especially the Week 15 watch-list: a family sitting close and quiet, a parent with full eyes, a teen who won't look up — nobody names it today; offline contact within 48 hours. 3. Keep the food moving; note who is missing for the Sought Stray line.</w:t>
+        <w:t>1. No agenda — Companions sit and eat as members of their tables; the cohort needs to see its Companions laugh at dinner. 2. Watch faces gently, especially the Evening 11 watch-list: a family sitting close and quiet, a parent with full eyes, a teen who won't look up — nobody names it today; offline contact within 48 hours. 3. Keep the food moving; note who is missing for the Sought Stray line.</w:t>
       </w:r>
     </w:p>
     <w:p>
@@ -1034,7 +1034,7 @@
           <w:color w:val="6B8E3F"/>
           <w:sz w:val="18"/>
         </w:rPr>
-        <w:t xml:space="preserve">S16 · 7:59–8:17 · </w:t>
+        <w:t xml:space="preserve">E12 · 7:59–8:17 · </w:t>
       </w:r>
       <w:r>
         <w:rPr>
@@ -1147,7 +1147,7 @@
           <w:color w:val="6B8E3F"/>
           <w:sz w:val="18"/>
         </w:rPr>
-        <w:t xml:space="preserve">S16 · 8:17–8:20 · </w:t>
+        <w:t xml:space="preserve">E12 · 8:17–8:20 · </w:t>
       </w:r>
       <w:r>
         <w:rPr>
@@ -1260,7 +1260,7 @@
           <w:color w:val="6B8E3F"/>
           <w:sz w:val="18"/>
         </w:rPr>
-        <w:t xml:space="preserve">S16 · COMMISSIONING · </w:t>
+        <w:t xml:space="preserve">E12 · COMMISSIONING · </w:t>
       </w:r>
       <w:r>
         <w:rPr>
@@ -1402,7 +1402,7 @@
           <w:color w:val="6B8E3F"/>
           <w:sz w:val="18"/>
         </w:rPr>
-        <w:t xml:space="preserve">S16 · COMMISSIONING · </w:t>
+        <w:t xml:space="preserve">E12 · COMMISSIONING · </w:t>
       </w:r>
       <w:r>
         <w:rPr>
@@ -1533,7 +1533,7 @@
           <w:color w:val="6B8E3F"/>
           <w:sz w:val="18"/>
         </w:rPr>
-        <w:t xml:space="preserve">S16 · 8:24–8:28 · </w:t>
+        <w:t xml:space="preserve">E12 · 8:24–8:28 · </w:t>
       </w:r>
       <w:r>
         <w:rPr>
@@ -1646,7 +1646,7 @@
           <w:color w:val="6B8E3F"/>
           <w:sz w:val="18"/>
         </w:rPr>
-        <w:t xml:space="preserve">S16 · 8:28–8:30 · </w:t>
+        <w:t xml:space="preserve">E12 · 8:28–8:30 · </w:t>
       </w:r>
       <w:r>
         <w:rPr>
@@ -1716,6 +1716,8 @@
       </w:r>
     </w:p>
     <w:sectPr>
+      <w:headerReference w:type="default" r:id="rId9"/>
+      <w:footerReference w:type="default" r:id="rId10"/>
       <w:pgSz w:w="12240" w:h="15840"/>
       <w:pgMar w:top="1008" w:right="1152" w:bottom="1008" w:left="1152" w:header="720" w:footer="720" w:gutter="0"/>
       <w:cols w:space="720"/>
@@ -1723,6 +1725,26 @@
     </w:sectPr>
   </w:body>
 </w:document>
+</file>
+
+<file path=word/footer1.xml><?xml version="1.0" encoding="utf-8"?>
+<w:ftr xmlns:m="http://schemas.openxmlformats.org/officeDocument/2006/math" xmlns:mc="http://schemas.openxmlformats.org/markup-compatibility/2006" xmlns:mo="http://schemas.microsoft.com/office/mac/office/2008/main" xmlns:mv="urn:schemas-microsoft-com:mac:vml" xmlns:o="urn:schemas-microsoft-com:office:office" xmlns:r="http://schemas.openxmlformats.org/officeDocument/2006/relationships" xmlns:v="urn:schemas-microsoft-com:vml" xmlns:w10="urn:schemas-microsoft-com:office:word" xmlns:w14="http://schemas.microsoft.com/office/word/2010/wordml" xmlns:w="http://schemas.openxmlformats.org/wordprocessingml/2006/main" xmlns:wne="http://schemas.microsoft.com/office/word/2006/wordml" xmlns:wp14="http://schemas.microsoft.com/office/word/2010/wordprocessingDrawing" xmlns:wp="http://schemas.openxmlformats.org/drawingml/2006/wordprocessingDrawing" xmlns:wpc="http://schemas.microsoft.com/office/word/2010/wordprocessingCanvas" xmlns:wpg="http://schemas.microsoft.com/office/word/2010/wordprocessingGroup" xmlns:wpi="http://schemas.microsoft.com/office/word/2010/wordprocessingInk" xmlns:wps="http://schemas.microsoft.com/office/word/2010/wordprocessingShape" mc:Ignorable="w14 wp14">
+  <w:p>
+    <w:pPr>
+      <w:pStyle w:val="Footer"/>
+    </w:pPr>
+  </w:p>
+</w:ftr>
+</file>
+
+<file path=word/header1.xml><?xml version="1.0" encoding="utf-8"?>
+<w:hdr xmlns:m="http://schemas.openxmlformats.org/officeDocument/2006/math" xmlns:mc="http://schemas.openxmlformats.org/markup-compatibility/2006" xmlns:mo="http://schemas.microsoft.com/office/mac/office/2008/main" xmlns:mv="urn:schemas-microsoft-com:mac:vml" xmlns:o="urn:schemas-microsoft-com:office:office" xmlns:r="http://schemas.openxmlformats.org/officeDocument/2006/relationships" xmlns:v="urn:schemas-microsoft-com:vml" xmlns:w10="urn:schemas-microsoft-com:office:word" xmlns:w14="http://schemas.microsoft.com/office/word/2010/wordml" xmlns:w="http://schemas.openxmlformats.org/wordprocessingml/2006/main" xmlns:wne="http://schemas.microsoft.com/office/word/2006/wordml" xmlns:wp14="http://schemas.microsoft.com/office/word/2010/wordprocessingDrawing" xmlns:wp="http://schemas.openxmlformats.org/drawingml/2006/wordprocessingDrawing" xmlns:wpc="http://schemas.microsoft.com/office/word/2010/wordprocessingCanvas" xmlns:wpg="http://schemas.microsoft.com/office/word/2010/wordprocessingGroup" xmlns:wpi="http://schemas.microsoft.com/office/word/2010/wordprocessingInk" xmlns:wps="http://schemas.microsoft.com/office/word/2010/wordprocessingShape" mc:Ignorable="w14 wp14">
+  <w:p>
+    <w:pPr>
+      <w:pStyle w:val="Header"/>
+    </w:pPr>
+  </w:p>
+</w:hdr>
 </file>
 
 <file path=word/numbering.xml><?xml version="1.0" encoding="utf-8"?>
